--- a/HW1_Sloth.docx
+++ b/HW1_Sloth.docx
@@ -76,7 +76,6 @@
         </w:rPr>
         <w:t xml:space="preserve"> </w:t>
       </w:r>
-      <w:proofErr w:type="spellStart"/>
       <w:r>
         <w:rPr>
           <w:rFonts w:asciiTheme="minorBidi" w:eastAsia="Aptos" w:hAnsiTheme="minorBidi"/>
@@ -84,29 +83,8 @@
           <w:bCs/>
           <w:rtl/>
         </w:rPr>
-        <w:t>אנדריי</w:t>
-      </w:r>
-      <w:proofErr w:type="spellEnd"/>
-      <w:r>
-        <w:rPr>
-          <w:rFonts w:asciiTheme="minorBidi" w:eastAsia="Aptos" w:hAnsiTheme="minorBidi"/>
-          <w:b/>
-          <w:bCs/>
-          <w:rtl/>
-        </w:rPr>
-        <w:t xml:space="preserve"> </w:t>
-      </w:r>
-      <w:proofErr w:type="spellStart"/>
-      <w:r>
-        <w:rPr>
-          <w:rFonts w:asciiTheme="minorBidi" w:eastAsia="Aptos" w:hAnsiTheme="minorBidi"/>
-          <w:b/>
-          <w:bCs/>
-          <w:rtl/>
-        </w:rPr>
-        <w:t>בלוזיורוב</w:t>
-      </w:r>
-      <w:proofErr w:type="spellEnd"/>
+        <w:t>אנדריי בלוזיורוב</w:t>
+      </w:r>
     </w:p>
     <w:tbl>
       <w:tblPr>
@@ -196,31 +174,13 @@
                 <w:rFonts w:asciiTheme="minorBidi" w:eastAsia="Aptos" w:hAnsiTheme="minorBidi"/>
               </w:rPr>
             </w:pPr>
-            <w:proofErr w:type="spellStart"/>
             <w:r>
               <w:rPr>
                 <w:rFonts w:asciiTheme="minorBidi" w:eastAsia="Aptos" w:hAnsiTheme="minorBidi"/>
                 <w:rtl/>
               </w:rPr>
-              <w:t>אנדריי</w:t>
+              <w:t>אנדריי בלוזיורוב</w:t>
             </w:r>
-            <w:proofErr w:type="spellEnd"/>
-            <w:r>
-              <w:rPr>
-                <w:rFonts w:asciiTheme="minorBidi" w:eastAsia="Aptos" w:hAnsiTheme="minorBidi"/>
-                <w:rtl/>
-              </w:rPr>
-              <w:t xml:space="preserve"> </w:t>
-            </w:r>
-            <w:proofErr w:type="spellStart"/>
-            <w:r>
-              <w:rPr>
-                <w:rFonts w:asciiTheme="minorBidi" w:eastAsia="Aptos" w:hAnsiTheme="minorBidi"/>
-                <w:rtl/>
-              </w:rPr>
-              <w:t>בלוזיורוב</w:t>
-            </w:r>
-            <w:proofErr w:type="spellEnd"/>
             <w:r>
               <w:rPr>
                 <w:rFonts w:asciiTheme="minorBidi" w:eastAsia="Aptos" w:hAnsiTheme="minorBidi" w:hint="cs"/>
@@ -272,7 +232,6 @@
                 <w:rFonts w:asciiTheme="minorBidi" w:eastAsia="Aptos" w:hAnsiTheme="minorBidi"/>
               </w:rPr>
             </w:pPr>
-            <w:proofErr w:type="spellStart"/>
             <w:r>
               <w:rPr>
                 <w:rFonts w:asciiTheme="minorBidi" w:eastAsia="Aptos" w:hAnsiTheme="minorBidi" w:hint="cs"/>
@@ -280,7 +239,6 @@
               </w:rPr>
               <w:t>הכל</w:t>
             </w:r>
-            <w:proofErr w:type="spellEnd"/>
           </w:p>
         </w:tc>
       </w:tr>
@@ -357,7 +315,6 @@
                 <w:rFonts w:asciiTheme="minorBidi" w:eastAsia="Aptos" w:hAnsiTheme="minorBidi"/>
               </w:rPr>
             </w:pPr>
-            <w:proofErr w:type="spellStart"/>
             <w:r>
               <w:rPr>
                 <w:rFonts w:asciiTheme="minorBidi" w:eastAsia="Aptos" w:hAnsiTheme="minorBidi" w:hint="cs"/>
@@ -365,7 +322,6 @@
               </w:rPr>
               <w:t>הכל</w:t>
             </w:r>
-            <w:proofErr w:type="spellEnd"/>
           </w:p>
         </w:tc>
       </w:tr>
@@ -429,7 +385,6 @@
                 <w:rFonts w:asciiTheme="minorBidi" w:eastAsia="Aptos" w:hAnsiTheme="minorBidi"/>
               </w:rPr>
             </w:pPr>
-            <w:proofErr w:type="spellStart"/>
             <w:r>
               <w:rPr>
                 <w:rFonts w:asciiTheme="minorBidi" w:eastAsia="Aptos" w:hAnsiTheme="minorBidi" w:hint="cs"/>
@@ -437,7 +392,6 @@
               </w:rPr>
               <w:t>הכל</w:t>
             </w:r>
-            <w:proofErr w:type="spellEnd"/>
           </w:p>
         </w:tc>
       </w:tr>
@@ -506,7 +460,6 @@
                 <w:rFonts w:asciiTheme="minorBidi" w:eastAsia="Aptos" w:hAnsiTheme="minorBidi"/>
               </w:rPr>
             </w:pPr>
-            <w:proofErr w:type="spellStart"/>
             <w:r>
               <w:rPr>
                 <w:rFonts w:asciiTheme="minorBidi" w:eastAsia="Aptos" w:hAnsiTheme="minorBidi" w:hint="cs"/>
@@ -514,7 +467,6 @@
               </w:rPr>
               <w:t>הכל</w:t>
             </w:r>
-            <w:proofErr w:type="spellEnd"/>
           </w:p>
         </w:tc>
       </w:tr>
@@ -584,7 +536,6 @@
                 <w:rFonts w:asciiTheme="minorBidi" w:eastAsia="Aptos" w:hAnsiTheme="minorBidi"/>
               </w:rPr>
             </w:pPr>
-            <w:proofErr w:type="spellStart"/>
             <w:r>
               <w:rPr>
                 <w:rFonts w:asciiTheme="minorBidi" w:eastAsia="Aptos" w:hAnsiTheme="minorBidi" w:hint="cs"/>
@@ -592,7 +543,6 @@
               </w:rPr>
               <w:t>הכל</w:t>
             </w:r>
-            <w:proofErr w:type="spellEnd"/>
           </w:p>
         </w:tc>
       </w:tr>
@@ -606,6 +556,29 @@
     </w:p>
     <w:p>
       <w:pPr>
+        <w:jc w:val="center"/>
+        <w:rPr>
+          <w:rFonts w:asciiTheme="minorBidi" w:eastAsia="Aptos" w:hAnsiTheme="minorBidi"/>
+        </w:rPr>
+      </w:pPr>
+      <w:r>
+        <w:rPr>
+          <w:rFonts w:asciiTheme="minorBidi" w:eastAsia="Aptos" w:hAnsiTheme="minorBidi"/>
+        </w:rPr>
+        <w:t xml:space="preserve">GitHub: </w:t>
+      </w:r>
+      <w:hyperlink r:id="rId5" w:history="1">
+        <w:r>
+          <w:rPr>
+            <w:rStyle w:val="Hyperlink"/>
+            <w:rFonts w:asciiTheme="minorBidi" w:eastAsia="Aptos" w:hAnsiTheme="minorBidi"/>
+          </w:rPr>
+          <w:t>https://github.com/andreibel/AgroSense-Sloth</w:t>
+        </w:r>
+      </w:hyperlink>
+    </w:p>
+    <w:p>
+      <w:pPr>
         <w:rPr>
           <w:rFonts w:asciiTheme="minorBidi" w:eastAsia="Aptos" w:hAnsiTheme="minorBidi"/>
           <w:b/>
@@ -632,9 +605,7 @@
     </w:p>
     <w:p>
       <w:pPr>
-        <w:bidi w:val="0"/>
         <w:spacing w:after="0"/>
-        <w:jc w:val="right"/>
         <w:rPr>
           <w:rFonts w:ascii="Arial" w:eastAsia="Arial" w:hAnsi="Arial" w:cs="Arial"/>
           <w:color w:val="000000" w:themeColor="text1"/>
@@ -660,9 +631,7 @@
     </w:p>
     <w:p>
       <w:pPr>
-        <w:bidi w:val="0"/>
         <w:spacing w:after="0"/>
-        <w:jc w:val="right"/>
       </w:pPr>
       <w:r>
         <w:rPr>
@@ -755,9 +724,7 @@
     </w:p>
     <w:p>
       <w:pPr>
-        <w:bidi w:val="0"/>
         <w:spacing w:after="0"/>
-        <w:jc w:val="right"/>
       </w:pPr>
       <w:r>
         <w:rPr>
@@ -873,9 +840,6 @@
             <w:vAlign w:val="center"/>
           </w:tcPr>
           <w:p>
-            <w:pPr>
-              <w:jc w:val="center"/>
-            </w:pPr>
             <w:r>
               <w:rPr>
                 <w:rFonts w:ascii="Arial" w:eastAsia="Arial" w:hAnsi="Arial" w:cs="Arial"/>
@@ -902,9 +866,6 @@
             <w:vAlign w:val="center"/>
           </w:tcPr>
           <w:p>
-            <w:pPr>
-              <w:jc w:val="center"/>
-            </w:pPr>
             <w:r>
               <w:rPr>
                 <w:rFonts w:ascii="Arial" w:eastAsia="Arial" w:hAnsi="Arial" w:cs="Arial"/>
@@ -936,10 +897,6 @@
             <w:vAlign w:val="center"/>
           </w:tcPr>
           <w:p>
-            <w:pPr>
-              <w:bidi w:val="0"/>
-              <w:jc w:val="center"/>
-            </w:pPr>
             <w:r>
               <w:rPr>
                 <w:rFonts w:ascii="Arial" w:eastAsia="Arial" w:hAnsi="Arial" w:cs="Arial"/>
@@ -964,10 +921,6 @@
             <w:vAlign w:val="center"/>
           </w:tcPr>
           <w:p>
-            <w:pPr>
-              <w:bidi w:val="0"/>
-              <w:jc w:val="right"/>
-            </w:pPr>
             <w:r>
               <w:rPr>
                 <w:rFonts w:ascii="Arial" w:eastAsia="Arial" w:hAnsi="Arial" w:cs="Arial"/>
@@ -1039,10 +992,6 @@
             <w:vAlign w:val="center"/>
           </w:tcPr>
           <w:p>
-            <w:pPr>
-              <w:bidi w:val="0"/>
-              <w:jc w:val="center"/>
-            </w:pPr>
             <w:r>
               <w:rPr>
                 <w:rFonts w:ascii="Arial" w:eastAsia="Arial" w:hAnsi="Arial" w:cs="Arial"/>
@@ -1067,10 +1016,6 @@
             <w:vAlign w:val="center"/>
           </w:tcPr>
           <w:p>
-            <w:pPr>
-              <w:bidi w:val="0"/>
-              <w:jc w:val="center"/>
-            </w:pPr>
             <w:r>
               <w:rPr>
                 <w:rFonts w:ascii="Arial" w:eastAsia="Arial" w:hAnsi="Arial" w:cs="Arial"/>
@@ -1156,10 +1101,6 @@
             <w:vAlign w:val="center"/>
           </w:tcPr>
           <w:p>
-            <w:pPr>
-              <w:bidi w:val="0"/>
-              <w:jc w:val="center"/>
-            </w:pPr>
             <w:r>
               <w:rPr>
                 <w:rFonts w:ascii="Arial" w:eastAsia="Arial" w:hAnsi="Arial" w:cs="Arial"/>
@@ -1184,9 +1125,6 @@
             <w:vAlign w:val="center"/>
           </w:tcPr>
           <w:p>
-            <w:pPr>
-              <w:jc w:val="center"/>
-            </w:pPr>
             <w:r>
               <w:rPr>
                 <w:rFonts w:ascii="Arial" w:eastAsia="Arial" w:hAnsi="Arial" w:cs="Arial"/>
@@ -1209,14 +1147,12 @@
               </w:rPr>
               <w:t xml:space="preserve"> בעצמם מספקים הוא שירות </w:t>
             </w:r>
-            <w:proofErr w:type="spellStart"/>
             <w:r>
               <w:rPr>
                 <w:rFonts w:ascii="Arial" w:eastAsia="Arial" w:hAnsi="Arial" w:cs="Arial"/>
               </w:rPr>
               <w:t>Saas</w:t>
             </w:r>
-            <w:proofErr w:type="spellEnd"/>
             <w:r>
               <w:rPr>
                 <w:rFonts w:ascii="Arial" w:eastAsia="Arial" w:hAnsi="Arial" w:cs="Arial"/>
@@ -1251,10 +1187,6 @@
       </w:r>
     </w:p>
     <w:p>
-      <w:pPr>
-        <w:bidi w:val="0"/>
-        <w:jc w:val="right"/>
-      </w:pPr>
       <w:r>
         <w:rPr>
           <w:rFonts w:ascii="Arial" w:eastAsia="Arial" w:hAnsi="Arial" w:cs="Arial"/>
@@ -1265,10 +1197,6 @@
       </w:r>
     </w:p>
     <w:p>
-      <w:pPr>
-        <w:bidi w:val="0"/>
-        <w:jc w:val="right"/>
-      </w:pPr>
       <w:r>
         <w:rPr>
           <w:rFonts w:ascii="Arial" w:eastAsia="Arial" w:hAnsi="Arial" w:cs="Arial"/>
@@ -1310,10 +1238,6 @@
       </w:r>
     </w:p>
     <w:p>
-      <w:pPr>
-        <w:bidi w:val="0"/>
-        <w:jc w:val="right"/>
-      </w:pPr>
       <w:r>
         <w:rPr>
           <w:rFonts w:ascii="Arial" w:eastAsia="Arial" w:hAnsi="Arial" w:cs="Arial"/>
@@ -1324,10 +1248,6 @@
       </w:r>
     </w:p>
     <w:p>
-      <w:pPr>
-        <w:bidi w:val="0"/>
-        <w:jc w:val="right"/>
-      </w:pPr>
       <w:r>
         <w:rPr>
           <w:rFonts w:ascii="Arial" w:eastAsia="Arial" w:hAnsi="Arial" w:cs="Arial"/>
@@ -1413,10 +1333,6 @@
       </w:r>
     </w:p>
     <w:p>
-      <w:pPr>
-        <w:bidi w:val="0"/>
-        <w:jc w:val="right"/>
-      </w:pPr>
       <w:r>
         <w:rPr>
           <w:rFonts w:ascii="Arial" w:eastAsia="Arial" w:hAnsi="Arial" w:cs="Arial"/>
@@ -1493,6 +1409,7 @@
           <w:rtl/>
           <w:lang w:val="he"/>
         </w:rPr>
+        <w:lastRenderedPageBreak/>
         <w:t>מסקנות מהסיפור</w:t>
       </w:r>
     </w:p>
@@ -2041,10 +1958,7 @@
       </w:r>
     </w:p>
     <w:p>
-      <w:pPr>
-        <w:bidi w:val="0"/>
-      </w:pPr>
-      <w:hyperlink r:id="rId5">
+      <w:hyperlink r:id="rId6">
         <w:r>
           <w:rPr>
             <w:rStyle w:val="Hyperlink"/>
@@ -2083,7 +1997,7 @@
                     <pic:cNvPicPr/>
                   </pic:nvPicPr>
                   <pic:blipFill>
-                    <a:blip r:embed="rId6">
+                    <a:blip r:embed="rId7">
                       <a:extLst>
                         <a:ext uri="{28A0092B-C50C-407E-A947-70E740481C1C}">
                           <a14:useLocalDpi xmlns:a14="http://schemas.microsoft.com/office/drawing/2010/main"/>
@@ -2240,6 +2154,7 @@
           <w:u w:val="single"/>
           <w:rtl/>
         </w:rPr>
+        <w:lastRenderedPageBreak/>
         <w:t>תרגיל 2</w:t>
       </w:r>
       <w:r>
@@ -4986,6 +4901,7 @@
           <w:rFonts w:asciiTheme="minorBidi" w:eastAsia="Aptos" w:hAnsiTheme="minorBidi" w:cs="Arial" w:hint="cs"/>
           <w:rtl/>
         </w:rPr>
+        <w:lastRenderedPageBreak/>
         <w:t>תשובה</w:t>
       </w:r>
       <w:r>
@@ -5289,7 +5205,6 @@
         </w:rPr>
         <w:t xml:space="preserve"> </w:t>
       </w:r>
-      <w:proofErr w:type="spellStart"/>
       <w:r>
         <w:rPr>
           <w:rFonts w:asciiTheme="minorBidi" w:eastAsia="Aptos" w:hAnsiTheme="minorBidi" w:cs="Arial" w:hint="cs"/>
@@ -5297,7 +5212,6 @@
         </w:rPr>
         <w:t>הרחפן</w:t>
       </w:r>
-      <w:proofErr w:type="spellEnd"/>
       <w:r>
         <w:rPr>
           <w:rFonts w:asciiTheme="minorBidi" w:eastAsia="Aptos" w:hAnsiTheme="minorBidi" w:cs="Arial"/>
@@ -6940,6 +6854,7 @@
           <w:rFonts w:asciiTheme="minorBidi" w:eastAsia="Aptos" w:hAnsiTheme="minorBidi"/>
           <w:rtl/>
         </w:rPr>
+        <w:lastRenderedPageBreak/>
         <w:t xml:space="preserve">2. תיקוף </w:t>
       </w:r>
       <w:r>
@@ -9361,6 +9276,7 @@
           <w:noProof/>
           <w:rtl/>
         </w:rPr>
+        <w:lastRenderedPageBreak/>
         <w:drawing>
           <wp:anchor distT="0" distB="0" distL="114300" distR="114300" simplePos="0" relativeHeight="251658241" behindDoc="0" locked="0" layoutInCell="1" allowOverlap="1" wp14:anchorId="491798D6" wp14:editId="7429EB66">
             <wp:simplePos x="0" y="0"/>
@@ -9393,7 +9309,7 @@
                     <pic:cNvPicPr/>
                   </pic:nvPicPr>
                   <pic:blipFill>
-                    <a:blip r:embed="rId7" cstate="print">
+                    <a:blip r:embed="rId8" cstate="print">
                       <a:extLst>
                         <a:ext uri="{28A0092B-C50C-407E-A947-70E740481C1C}">
                           <a14:useLocalDpi xmlns:a14="http://schemas.microsoft.com/office/drawing/2010/main" val="0"/>
@@ -9486,79 +9402,70 @@
     </w:p>
     <w:p>
       <w:pPr>
-        <w:jc w:val="right"/>
-        <w:rPr>
-          <w:rFonts w:asciiTheme="minorBidi" w:eastAsia="Aptos" w:hAnsiTheme="minorBidi"/>
-          <w:rtl/>
-        </w:rPr>
-      </w:pPr>
-    </w:p>
-    <w:p>
-      <w:pPr>
-        <w:jc w:val="right"/>
-        <w:rPr>
-          <w:rFonts w:asciiTheme="minorBidi" w:eastAsia="Aptos" w:hAnsiTheme="minorBidi"/>
-          <w:rtl/>
-        </w:rPr>
-      </w:pPr>
-    </w:p>
-    <w:p>
-      <w:pPr>
-        <w:jc w:val="right"/>
-        <w:rPr>
-          <w:rFonts w:asciiTheme="minorBidi" w:eastAsia="Aptos" w:hAnsiTheme="minorBidi"/>
-          <w:rtl/>
-        </w:rPr>
-      </w:pPr>
-    </w:p>
-    <w:p>
-      <w:pPr>
-        <w:jc w:val="right"/>
-        <w:rPr>
-          <w:rFonts w:asciiTheme="minorBidi" w:eastAsia="Aptos" w:hAnsiTheme="minorBidi"/>
-          <w:rtl/>
-        </w:rPr>
-      </w:pPr>
-    </w:p>
-    <w:p>
-      <w:pPr>
-        <w:jc w:val="right"/>
-        <w:rPr>
-          <w:rFonts w:asciiTheme="minorBidi" w:eastAsia="Aptos" w:hAnsiTheme="minorBidi"/>
-          <w:rtl/>
-        </w:rPr>
-      </w:pPr>
-    </w:p>
-    <w:p>
-      <w:pPr>
-        <w:jc w:val="right"/>
-        <w:rPr>
-          <w:rFonts w:asciiTheme="minorBidi" w:eastAsia="Aptos" w:hAnsiTheme="minorBidi"/>
-          <w:rtl/>
-        </w:rPr>
-      </w:pPr>
-    </w:p>
-    <w:p>
-      <w:pPr>
-        <w:jc w:val="right"/>
-        <w:rPr>
-          <w:rFonts w:asciiTheme="minorBidi" w:eastAsia="Aptos" w:hAnsiTheme="minorBidi"/>
-          <w:rtl/>
-        </w:rPr>
-      </w:pPr>
-    </w:p>
-    <w:p>
-      <w:pPr>
-        <w:jc w:val="right"/>
-        <w:rPr>
-          <w:rFonts w:asciiTheme="minorBidi" w:eastAsia="Aptos" w:hAnsiTheme="minorBidi"/>
-          <w:rtl/>
-        </w:rPr>
-      </w:pPr>
-    </w:p>
-    <w:p>
-      <w:pPr>
-        <w:jc w:val="right"/>
+        <w:rPr>
+          <w:rFonts w:asciiTheme="minorBidi" w:eastAsia="Aptos" w:hAnsiTheme="minorBidi"/>
+          <w:rtl/>
+        </w:rPr>
+      </w:pPr>
+    </w:p>
+    <w:p>
+      <w:pPr>
+        <w:rPr>
+          <w:rFonts w:asciiTheme="minorBidi" w:eastAsia="Aptos" w:hAnsiTheme="minorBidi"/>
+          <w:rtl/>
+        </w:rPr>
+      </w:pPr>
+    </w:p>
+    <w:p>
+      <w:pPr>
+        <w:rPr>
+          <w:rFonts w:asciiTheme="minorBidi" w:eastAsia="Aptos" w:hAnsiTheme="minorBidi"/>
+          <w:rtl/>
+        </w:rPr>
+      </w:pPr>
+    </w:p>
+    <w:p>
+      <w:pPr>
+        <w:rPr>
+          <w:rFonts w:asciiTheme="minorBidi" w:eastAsia="Aptos" w:hAnsiTheme="minorBidi"/>
+          <w:rtl/>
+        </w:rPr>
+      </w:pPr>
+    </w:p>
+    <w:p>
+      <w:pPr>
+        <w:rPr>
+          <w:rFonts w:asciiTheme="minorBidi" w:eastAsia="Aptos" w:hAnsiTheme="minorBidi"/>
+          <w:rtl/>
+        </w:rPr>
+      </w:pPr>
+    </w:p>
+    <w:p>
+      <w:pPr>
+        <w:rPr>
+          <w:rFonts w:asciiTheme="minorBidi" w:eastAsia="Aptos" w:hAnsiTheme="minorBidi"/>
+          <w:rtl/>
+        </w:rPr>
+      </w:pPr>
+    </w:p>
+    <w:p>
+      <w:pPr>
+        <w:rPr>
+          <w:rFonts w:asciiTheme="minorBidi" w:eastAsia="Aptos" w:hAnsiTheme="minorBidi"/>
+          <w:rtl/>
+        </w:rPr>
+      </w:pPr>
+    </w:p>
+    <w:p>
+      <w:pPr>
+        <w:rPr>
+          <w:rFonts w:asciiTheme="minorBidi" w:eastAsia="Aptos" w:hAnsiTheme="minorBidi"/>
+          <w:rtl/>
+        </w:rPr>
+      </w:pPr>
+    </w:p>
+    <w:p>
+      <w:pPr>
         <w:rPr>
           <w:rFonts w:asciiTheme="minorBidi" w:eastAsia="Aptos" w:hAnsiTheme="minorBidi"/>
           <w:rtl/>
@@ -9665,7 +9572,7 @@
                     <pic:cNvPicPr/>
                   </pic:nvPicPr>
                   <pic:blipFill>
-                    <a:blip r:embed="rId8" cstate="print">
+                    <a:blip r:embed="rId9" cstate="print">
                       <a:extLst>
                         <a:ext uri="{28A0092B-C50C-407E-A947-70E740481C1C}">
                           <a14:useLocalDpi xmlns:a14="http://schemas.microsoft.com/office/drawing/2010/main" val="0"/>
@@ -9732,34 +9639,30 @@
     </w:p>
     <w:p>
       <w:pPr>
-        <w:jc w:val="center"/>
-        <w:rPr>
-          <w:rFonts w:asciiTheme="minorBidi" w:eastAsia="Aptos" w:hAnsiTheme="minorBidi"/>
-          <w:rtl/>
-        </w:rPr>
-      </w:pPr>
-    </w:p>
-    <w:p>
-      <w:pPr>
-        <w:jc w:val="center"/>
-        <w:rPr>
-          <w:rFonts w:asciiTheme="minorBidi" w:eastAsia="Aptos" w:hAnsiTheme="minorBidi"/>
-          <w:rtl/>
-        </w:rPr>
-      </w:pPr>
-    </w:p>
-    <w:p>
-      <w:pPr>
-        <w:jc w:val="center"/>
-        <w:rPr>
-          <w:rFonts w:asciiTheme="minorBidi" w:eastAsia="Aptos" w:hAnsiTheme="minorBidi"/>
-          <w:rtl/>
-        </w:rPr>
-      </w:pPr>
-    </w:p>
-    <w:p>
-      <w:pPr>
-        <w:bidi w:val="0"/>
+        <w:rPr>
+          <w:rFonts w:asciiTheme="minorBidi" w:eastAsia="Aptos" w:hAnsiTheme="minorBidi"/>
+          <w:rtl/>
+        </w:rPr>
+      </w:pPr>
+    </w:p>
+    <w:p>
+      <w:pPr>
+        <w:rPr>
+          <w:rFonts w:asciiTheme="minorBidi" w:eastAsia="Aptos" w:hAnsiTheme="minorBidi"/>
+          <w:rtl/>
+        </w:rPr>
+      </w:pPr>
+    </w:p>
+    <w:p>
+      <w:pPr>
+        <w:rPr>
+          <w:rFonts w:asciiTheme="minorBidi" w:eastAsia="Aptos" w:hAnsiTheme="minorBidi"/>
+          <w:rtl/>
+        </w:rPr>
+      </w:pPr>
+    </w:p>
+    <w:p>
+      <w:pPr>
         <w:rPr>
           <w:rFonts w:asciiTheme="minorBidi" w:eastAsia="Aptos" w:hAnsiTheme="minorBidi"/>
         </w:rPr>
@@ -9852,6 +9755,7 @@
           <w:noProof/>
           <w:rtl/>
         </w:rPr>
+        <w:lastRenderedPageBreak/>
         <w:drawing>
           <wp:anchor distT="0" distB="0" distL="114300" distR="114300" simplePos="0" relativeHeight="251658243" behindDoc="0" locked="0" layoutInCell="1" allowOverlap="1" wp14:anchorId="01E7D3D4" wp14:editId="245FF961">
             <wp:simplePos x="0" y="0"/>
@@ -9884,7 +9788,7 @@
                     <pic:cNvPicPr/>
                   </pic:nvPicPr>
                   <pic:blipFill>
-                    <a:blip r:embed="rId9" cstate="print">
+                    <a:blip r:embed="rId10" cstate="print">
                       <a:extLst>
                         <a:ext uri="{28A0092B-C50C-407E-A947-70E740481C1C}">
                           <a14:useLocalDpi xmlns:a14="http://schemas.microsoft.com/office/drawing/2010/main" val="0"/>
@@ -10198,7 +10102,7 @@
           <w:rtl/>
         </w:rPr>
         <w:drawing>
-          <wp:anchor distT="0" distB="0" distL="114300" distR="114300" simplePos="0" relativeHeight="251658244" behindDoc="0" locked="0" layoutInCell="1" allowOverlap="1" wp14:anchorId="0F06EBA0" wp14:editId="60C18396">
+          <wp:anchor distT="0" distB="0" distL="114300" distR="114300" simplePos="0" relativeHeight="251658244" behindDoc="0" locked="0" layoutInCell="1" allowOverlap="1" wp14:anchorId="0F06EBA0" wp14:editId="29ACC173">
             <wp:simplePos x="0" y="0"/>
             <wp:positionH relativeFrom="column">
               <wp:posOffset>-168812</wp:posOffset>
@@ -10229,7 +10133,7 @@
                     <pic:cNvPicPr/>
                   </pic:nvPicPr>
                   <pic:blipFill>
-                    <a:blip r:embed="rId10" cstate="print">
+                    <a:blip r:embed="rId11" cstate="print">
                       <a:extLst>
                         <a:ext uri="{28A0092B-C50C-407E-A947-70E740481C1C}">
                           <a14:useLocalDpi xmlns:a14="http://schemas.microsoft.com/office/drawing/2010/main" val="0"/>
@@ -10514,6 +10418,7 @@
           <w:noProof/>
           <w:rtl/>
         </w:rPr>
+        <w:lastRenderedPageBreak/>
         <w:drawing>
           <wp:anchor distT="0" distB="0" distL="114300" distR="114300" simplePos="0" relativeHeight="251658245" behindDoc="0" locked="0" layoutInCell="1" allowOverlap="1" wp14:anchorId="0601FE46" wp14:editId="304A6A94">
             <wp:simplePos x="0" y="0"/>
@@ -10546,7 +10451,7 @@
                     <pic:cNvPicPr/>
                   </pic:nvPicPr>
                   <pic:blipFill>
-                    <a:blip r:embed="rId11">
+                    <a:blip r:embed="rId12">
                       <a:extLst>
                         <a:ext uri="{28A0092B-C50C-407E-A947-70E740481C1C}">
                           <a14:useLocalDpi xmlns:a14="http://schemas.microsoft.com/office/drawing/2010/main" val="0"/>
@@ -12862,6 +12767,18 @@
       <w:u w:val="single"/>
     </w:rPr>
   </w:style>
+  <w:style w:type="character" w:styleId="UnresolvedMention">
+    <w:name w:val="Unresolved Mention"/>
+    <w:basedOn w:val="DefaultParagraphFont"/>
+    <w:uiPriority w:val="99"/>
+    <w:semiHidden/>
+    <w:unhideWhenUsed/>
+    <w:rsid w:val="00D40737"/>
+    <w:rPr>
+      <w:color w:val="605E5C"/>
+      <w:shd w:val="clear" w:color="auto" w:fill="E1DFDD"/>
+    </w:rPr>
+  </w:style>
 </w:styles>
 </file>
 
